--- a/DBTUNING/ch27_V뷰인스턴스튜닝2_대기이벤트/ch27_실습문제_추가서술형.docx
+++ b/DBTUNING/ch27_V뷰인스턴스튜닝2_대기이벤트/ch27_실습문제_추가서술형.docx
@@ -7,7 +7,7 @@
         <w:pStyle w:val="Heading1"/>
       </w:pPr>
       <w:r>
-        <w:t>제14장  V$ 뷰를 이용한 인스턴스 튜닝 ② 대기 이벤트 분석 — 추가 실습문제 (서술형·문제해결형·진단절차형)</w:t>
+        <w:t>제ch27  V$ 뷰를 이용한 인스턴스 튜닝 ② 대기 이벤트 분석 — 추가 실습문제 (서술형·문제해결형·진단절차형)</w:t>
       </w:r>
     </w:p>
     <w:p>
@@ -225,7 +225,7 @@
           <w:b w:val="0"/>
           <w:sz w:val="21"/>
         </w:rPr>
-        <w:t>[추가-07] enq: TX - row lock contention이 Application 클래스인 이유와, 3장의 블로킹 분석과 이 장의 접근이 어떻게 다른지 설명하라.</w:t>
+        <w:t>[추가-07] enq: TX - row lock contention이 Application 클래스인 이유와, ch17의 블로킹 분석과 이 장의 접근이 어떻게 다른지 설명하라.</w:t>
       </w:r>
     </w:p>
     <w:p>

--- a/DBTUNING/ch27_V뷰인스턴스튜닝2_대기이벤트/ch27_실습문제_추가서술형.docx
+++ b/DBTUNING/ch27_V뷰인스턴스튜닝2_대기이벤트/ch27_실습문제_추가서술형.docx
@@ -7,7 +7,7 @@
         <w:pStyle w:val="Heading1"/>
       </w:pPr>
       <w:r>
-        <w:t>제ch27  V$ 뷰를 이용한 인스턴스 튜닝 ② 대기 이벤트 분석 — 추가 실습문제 (서술형·문제해결형·진단절차형)</w:t>
+        <w:t>ch27  V$ 뷰를 이용한 인스턴스 튜닝 ② 대기 이벤트 분석 — 추가 실습문제 (서술형·문제해결형·진단절차형)</w:t>
       </w:r>
     </w:p>
     <w:p>
